--- a/Supplementary_Information/S2_Table_TRIPOD_AI_Checklist.docx
+++ b/Supplementary_Information/S2_Table_TRIPOD_AI_Checklist.docx
@@ -149,14 +149,8 @@
             <w:tcW w:type="dxa" w:w="2160"/>
           </w:tcPr>
           <w:p>
-            <w:r/>
             <w:r>
-              <w:rPr>
-                <w:rFonts w:ascii="Times New Roman" w:hAnsi="Times New Roman"/>
-                <w:b w:val="0"/>
-                <w:sz w:val="18"/>
-              </w:rPr>
-              <w:t>Title (p. 1)</w:t>
+              <w:t>Title</w:t>
             </w:r>
           </w:p>
         </w:tc>
@@ -215,14 +209,8 @@
             <w:tcW w:type="dxa" w:w="2160"/>
           </w:tcPr>
           <w:p>
-            <w:r/>
             <w:r>
-              <w:rPr>
-                <w:rFonts w:ascii="Times New Roman" w:hAnsi="Times New Roman"/>
-                <w:b w:val="0"/>
-                <w:sz w:val="18"/>
-              </w:rPr>
-              <w:t>Abstract (p. 2)</w:t>
+              <w:t>Abstract</w:t>
             </w:r>
           </w:p>
         </w:tc>
@@ -344,14 +332,8 @@
             <w:tcW w:type="dxa" w:w="2160"/>
           </w:tcPr>
           <w:p>
-            <w:r/>
             <w:r>
-              <w:rPr>
-                <w:rFonts w:ascii="Times New Roman" w:hAnsi="Times New Roman"/>
-                <w:b w:val="0"/>
-                <w:sz w:val="18"/>
-              </w:rPr>
-              <w:t>Introduction (Section 2.1)</w:t>
+              <w:t>Introduction (Section 1)</w:t>
             </w:r>
           </w:p>
         </w:tc>
@@ -409,14 +391,8 @@
             <w:tcW w:type="dxa" w:w="2160"/>
           </w:tcPr>
           <w:p>
-            <w:r/>
             <w:r>
-              <w:rPr>
-                <w:rFonts w:ascii="Times New Roman" w:hAnsi="Times New Roman"/>
-                <w:b w:val="0"/>
-                <w:sz w:val="18"/>
-              </w:rPr>
-              <w:t>Introduction (Section 2.1, last paragraph)</w:t>
+              <w:t>Introduction (Section 1, final paragraph)</w:t>
             </w:r>
           </w:p>
         </w:tc>
@@ -538,14 +514,8 @@
             <w:tcW w:type="dxa" w:w="2160"/>
           </w:tcPr>
           <w:p>
-            <w:r/>
             <w:r>
-              <w:rPr>
-                <w:rFonts w:ascii="Times New Roman" w:hAnsi="Times New Roman"/>
-                <w:b w:val="0"/>
-                <w:sz w:val="18"/>
-              </w:rPr>
-              <w:t>Methods (Section 2.3, Stage A)</w:t>
+              <w:t>Methods, Data Curation, Cohort Construction, and Preprocessing (Section 2.3)</w:t>
             </w:r>
           </w:p>
         </w:tc>
@@ -603,14 +573,8 @@
             <w:tcW w:type="dxa" w:w="2160"/>
           </w:tcPr>
           <w:p>
-            <w:r/>
             <w:r>
-              <w:rPr>
-                <w:rFonts w:ascii="Times New Roman" w:hAnsi="Times New Roman"/>
-                <w:b w:val="0"/>
-                <w:sz w:val="18"/>
-              </w:rPr>
-              <w:t>Methods (Section 2.3, Stage B; Section 2.4)</w:t>
+              <w:t>Methods, Data Curation (Section 2.3); Dataset Partitioning and Leakage-Controlled Design (Section 2.4)</w:t>
             </w:r>
           </w:p>
         </w:tc>
@@ -669,14 +633,8 @@
             <w:tcW w:type="dxa" w:w="2160"/>
           </w:tcPr>
           <w:p>
-            <w:r/>
             <w:r>
-              <w:rPr>
-                <w:rFonts w:ascii="Times New Roman" w:hAnsi="Times New Roman"/>
-                <w:b w:val="0"/>
-                <w:sz w:val="18"/>
-              </w:rPr>
-              <w:t>Methods (Section 2.3, Stage C)</w:t>
+              <w:t>Methods, Data Curation, Cohort Construction, and Preprocessing (Section 2.3)</w:t>
             </w:r>
           </w:p>
         </w:tc>
@@ -734,14 +692,8 @@
             <w:tcW w:type="dxa" w:w="2160"/>
           </w:tcPr>
           <w:p>
-            <w:r/>
             <w:r>
-              <w:rPr>
-                <w:rFonts w:ascii="Times New Roman" w:hAnsi="Times New Roman"/>
-                <w:b w:val="0"/>
-                <w:sz w:val="18"/>
-              </w:rPr>
-              <w:t>Methods (Section 2.3, Stage C)</w:t>
+              <w:t>Methods, Data Curation, Cohort Construction, and Preprocessing (Section 2.3)</w:t>
             </w:r>
           </w:p>
         </w:tc>
@@ -799,14 +751,8 @@
             <w:tcW w:type="dxa" w:w="2160"/>
           </w:tcPr>
           <w:p>
-            <w:r/>
             <w:r>
-              <w:rPr>
-                <w:rFonts w:ascii="Times New Roman" w:hAnsi="Times New Roman"/>
-                <w:b w:val="0"/>
-                <w:sz w:val="18"/>
-              </w:rPr>
-              <w:t>Methods (Section 2.3, Stage C; four pharmacotherapy panels)</w:t>
+              <w:t>Methods, Data Curation, Cohort Construction, and Preprocessing (Section 2.3); four pharmacotherapy panels</w:t>
             </w:r>
           </w:p>
         </w:tc>
@@ -865,14 +811,8 @@
             <w:tcW w:type="dxa" w:w="2160"/>
           </w:tcPr>
           <w:p>
-            <w:r/>
             <w:r>
-              <w:rPr>
-                <w:rFonts w:ascii="Times New Roman" w:hAnsi="Times New Roman"/>
-                <w:b w:val="0"/>
-                <w:sz w:val="18"/>
-              </w:rPr>
-              <w:t>Methods (Section 2.3, Stage E)</w:t>
+              <w:t>Methods, Outcome Definition and Label Provenance (Section 2.3.1)</w:t>
             </w:r>
           </w:p>
         </w:tc>
@@ -930,14 +870,8 @@
             <w:tcW w:type="dxa" w:w="2160"/>
           </w:tcPr>
           <w:p>
-            <w:r/>
             <w:r>
-              <w:rPr>
-                <w:rFonts w:ascii="Times New Roman" w:hAnsi="Times New Roman"/>
-                <w:b w:val="0"/>
-                <w:sz w:val="18"/>
-              </w:rPr>
-              <w:t>N/A (regulatory database; outcomes pre-recorded)</w:t>
+              <w:t>N/A (regulatory database; outcomes pre-recorded by the reporting source)</w:t>
             </w:r>
           </w:p>
         </w:tc>
@@ -996,14 +930,8 @@
             <w:tcW w:type="dxa" w:w="2160"/>
           </w:tcPr>
           <w:p>
-            <w:r/>
             <w:r>
-              <w:rPr>
-                <w:rFonts w:ascii="Times New Roman" w:hAnsi="Times New Roman"/>
-                <w:b w:val="0"/>
-                <w:sz w:val="18"/>
-              </w:rPr>
-              <w:t>Methods (Section 2.3, Stage F); Table 3</w:t>
+              <w:t>Methods, Predictors and Direct-Leakage Audit (Section 2.3.2); Table 1</w:t>
             </w:r>
           </w:p>
         </w:tc>
@@ -1061,13 +989,7 @@
             <w:tcW w:type="dxa" w:w="2160"/>
           </w:tcPr>
           <w:p>
-            <w:r/>
             <w:r>
-              <w:rPr>
-                <w:rFonts w:ascii="Times New Roman" w:hAnsi="Times New Roman"/>
-                <w:b w:val="0"/>
-                <w:sz w:val="18"/>
-              </w:rPr>
               <w:t>N/A (structured database fields)</w:t>
             </w:r>
           </w:p>
@@ -1127,14 +1049,8 @@
             <w:tcW w:type="dxa" w:w="2160"/>
           </w:tcPr>
           <w:p>
-            <w:r/>
             <w:r>
-              <w:rPr>
-                <w:rFonts w:ascii="Times New Roman" w:hAnsi="Times New Roman"/>
-                <w:b w:val="0"/>
-                <w:sz w:val="18"/>
-              </w:rPr>
-              <w:t>Results (Section 3.1); Table 7</w:t>
+              <w:t>Results, Cohort Construction, Data Quality, and Outcome Availability (Section 3.1)</w:t>
             </w:r>
           </w:p>
         </w:tc>
@@ -1193,14 +1109,8 @@
             <w:tcW w:type="dxa" w:w="2160"/>
           </w:tcPr>
           <w:p>
-            <w:r/>
             <w:r>
-              <w:rPr>
-                <w:rFonts w:ascii="Times New Roman" w:hAnsi="Times New Roman"/>
-                <w:b w:val="0"/>
-                <w:sz w:val="18"/>
-              </w:rPr>
-              <w:t>Methods (Section 2.3, Stage F); Table 4</w:t>
+              <w:t>Methods, Missing Data and Encoding (Section 2.3.3)</w:t>
             </w:r>
           </w:p>
         </w:tc>
@@ -1259,14 +1169,8 @@
             <w:tcW w:type="dxa" w:w="2160"/>
           </w:tcPr>
           <w:p>
-            <w:r/>
             <w:r>
-              <w:rPr>
-                <w:rFonts w:ascii="Times New Roman" w:hAnsi="Times New Roman"/>
-                <w:b w:val="0"/>
-                <w:sz w:val="18"/>
-              </w:rPr>
-              <w:t>Methods (Sections 2.5–2.6)</w:t>
+              <w:t>Methods, Baseline Models and Conventional Disproportionality Analysis (Section 2.5); Proposed Leakage-Aware ML Framework (Section 2.6)</w:t>
             </w:r>
           </w:p>
         </w:tc>
@@ -1324,14 +1228,8 @@
             <w:tcW w:type="dxa" w:w="2160"/>
           </w:tcPr>
           <w:p>
-            <w:r/>
             <w:r>
-              <w:rPr>
-                <w:rFonts w:ascii="Times New Roman" w:hAnsi="Times New Roman"/>
-                <w:b w:val="0"/>
-                <w:sz w:val="18"/>
-              </w:rPr>
-              <w:t>Methods (Sections 2.5–2.7)</w:t>
+              <w:t>Methods, Sections 2.5–2.6</w:t>
             </w:r>
           </w:p>
         </w:tc>
@@ -1389,14 +1287,8 @@
             <w:tcW w:type="dxa" w:w="2160"/>
           </w:tcPr>
           <w:p>
-            <w:r/>
             <w:r>
-              <w:rPr>
-                <w:rFonts w:ascii="Times New Roman" w:hAnsi="Times New Roman"/>
-                <w:b w:val="0"/>
-                <w:sz w:val="18"/>
-              </w:rPr>
-              <w:t>Methods (Section 2.8)</w:t>
+              <w:t>Methods, Evaluation, Explainability, and Statistical Analysis (Section 2.7)</w:t>
             </w:r>
           </w:p>
         </w:tc>
@@ -1455,14 +1347,8 @@
             <w:tcW w:type="dxa" w:w="2160"/>
           </w:tcPr>
           <w:p>
-            <w:r/>
             <w:r>
-              <w:rPr>
-                <w:rFonts w:ascii="Times New Roman" w:hAnsi="Times New Roman"/>
-                <w:b w:val="0"/>
-                <w:sz w:val="18"/>
-              </w:rPr>
-              <w:t>Methods (Section 2.8, Triage)</w:t>
+              <w:t>Results, Operational Utility: Risk Stratification and Triage (Section 3.2.1)</w:t>
             </w:r>
           </w:p>
         </w:tc>
@@ -1584,14 +1470,8 @@
             <w:tcW w:type="dxa" w:w="2160"/>
           </w:tcPr>
           <w:p>
-            <w:r/>
             <w:r>
-              <w:rPr>
-                <w:rFonts w:ascii="Times New Roman" w:hAnsi="Times New Roman"/>
-                <w:b w:val="0"/>
-                <w:sz w:val="18"/>
-              </w:rPr>
-              <w:t>Methods (Sections 2.5–2.6); S5 Table</w:t>
+              <w:t>Methods, Proposed Leakage-Aware Machine-Learning Framework (Section 2.6); S5 Table</w:t>
             </w:r>
           </w:p>
         </w:tc>
@@ -1650,14 +1530,8 @@
             <w:tcW w:type="dxa" w:w="2160"/>
           </w:tcPr>
           <w:p>
-            <w:r/>
             <w:r>
-              <w:rPr>
-                <w:rFonts w:ascii="Times New Roman" w:hAnsi="Times New Roman"/>
-                <w:b w:val="0"/>
-                <w:sz w:val="18"/>
-              </w:rPr>
-              <w:t>Methods (Section 2.3, Stages D–F); Table 3</w:t>
+              <w:t>Methods, Predictors and Direct-Leakage Audit (Section 2.3.2); Table 1</w:t>
             </w:r>
           </w:p>
         </w:tc>
@@ -1716,14 +1590,8 @@
             <w:tcW w:type="dxa" w:w="2160"/>
           </w:tcPr>
           <w:p>
-            <w:r/>
             <w:r>
-              <w:rPr>
-                <w:rFonts w:ascii="Times New Roman" w:hAnsi="Times New Roman"/>
-                <w:b w:val="0"/>
-                <w:sz w:val="18"/>
-              </w:rPr>
-              <w:t>Methods (Section 2.6); S5 Table</w:t>
+              <w:t>Methods, Proposed Leakage-Aware Machine-Learning Framework (Section 2.6); S5 Table</w:t>
             </w:r>
           </w:p>
         </w:tc>
@@ -1782,14 +1650,8 @@
             <w:tcW w:type="dxa" w:w="2160"/>
           </w:tcPr>
           <w:p>
-            <w:r/>
             <w:r>
-              <w:rPr>
-                <w:rFonts w:ascii="Times New Roman" w:hAnsi="Times New Roman"/>
-                <w:b w:val="0"/>
-                <w:sz w:val="18"/>
-              </w:rPr>
-              <w:t>Methods (Section 2.8, SHAP); Fig 4</w:t>
+              <w:t>Methods, Evaluation, Explainability, and Statistical Analysis (Section 2.7); Results, Explainability and Error Analysis (Section 3.7); Fig 3</w:t>
             </w:r>
           </w:p>
         </w:tc>
@@ -1911,14 +1773,8 @@
             <w:tcW w:type="dxa" w:w="2160"/>
           </w:tcPr>
           <w:p>
-            <w:r/>
             <w:r>
-              <w:rPr>
-                <w:rFonts w:ascii="Times New Roman" w:hAnsi="Times New Roman"/>
-                <w:b w:val="0"/>
-                <w:sz w:val="18"/>
-              </w:rPr>
-              <w:t>Results (Section 3.1); Fig 2</w:t>
+              <w:t>Results, Cohort Construction, Data Quality, and Outcome Availability (Section 3.1); Fig 2</w:t>
             </w:r>
           </w:p>
         </w:tc>
@@ -1976,14 +1832,8 @@
             <w:tcW w:type="dxa" w:w="2160"/>
           </w:tcPr>
           <w:p>
-            <w:r/>
             <w:r>
-              <w:rPr>
-                <w:rFonts w:ascii="Times New Roman" w:hAnsi="Times New Roman"/>
-                <w:b w:val="0"/>
-                <w:sz w:val="18"/>
-              </w:rPr>
-              <w:t>Results (Section 3.2); Table 8</w:t>
+              <w:t>Results, Cohort Construction, Data Quality, and Outcome Availability (Section 3.1); Table 2</w:t>
             </w:r>
           </w:p>
         </w:tc>
@@ -2042,14 +1892,8 @@
             <w:tcW w:type="dxa" w:w="2160"/>
           </w:tcPr>
           <w:p>
-            <w:r/>
             <w:r>
-              <w:rPr>
-                <w:rFonts w:ascii="Times New Roman" w:hAnsi="Times New Roman"/>
-                <w:b w:val="0"/>
-                <w:sz w:val="18"/>
-              </w:rPr>
-              <w:t>Results (Section 3.1); Tables 7, 10</w:t>
+              <w:t>Results, Cohort Construction, Data Quality, and Outcome Availability (Section 3.1); Table 8</w:t>
             </w:r>
           </w:p>
         </w:tc>
@@ -2108,14 +1952,8 @@
             <w:tcW w:type="dxa" w:w="2160"/>
           </w:tcPr>
           <w:p>
-            <w:r/>
             <w:r>
-              <w:rPr>
-                <w:rFonts w:ascii="Times New Roman" w:hAnsi="Times New Roman"/>
-                <w:b w:val="0"/>
-                <w:sz w:val="18"/>
-              </w:rPr>
-              <w:t>Results (Sections 3.4–3.8); Tables 11–22</w:t>
+              <w:t>Results, Primary Chronological Evaluation on Observed Outcomes (Section 3.2); Tables 3–4</w:t>
             </w:r>
           </w:p>
         </w:tc>
@@ -2173,14 +2011,8 @@
             <w:tcW w:type="dxa" w:w="2160"/>
           </w:tcPr>
           <w:p>
-            <w:r/>
             <w:r>
-              <w:rPr>
-                <w:rFonts w:ascii="Times New Roman" w:hAnsi="Times New Roman"/>
-                <w:b w:val="0"/>
-                <w:sz w:val="18"/>
-              </w:rPr>
-              <w:t>N/A</w:t>
+              <w:t>N/A (no post-hoc model updating performed)</w:t>
             </w:r>
           </w:p>
         </w:tc>
@@ -2302,14 +2134,8 @@
             <w:tcW w:type="dxa" w:w="2160"/>
           </w:tcPr>
           <w:p>
-            <w:r/>
             <w:r>
-              <w:rPr>
-                <w:rFonts w:ascii="Times New Roman" w:hAnsi="Times New Roman"/>
-                <w:b w:val="0"/>
-                <w:sz w:val="18"/>
-              </w:rPr>
-              <w:t>Discussion (Section 4, Limitations)</w:t>
+              <w:t>Discussion, Strengths and Limitations (Section 4.6)</w:t>
             </w:r>
           </w:p>
         </w:tc>
@@ -2368,14 +2194,8 @@
             <w:tcW w:type="dxa" w:w="2160"/>
           </w:tcPr>
           <w:p>
-            <w:r/>
             <w:r>
-              <w:rPr>
-                <w:rFonts w:ascii="Times New Roman" w:hAnsi="Times New Roman"/>
-                <w:b w:val="0"/>
-                <w:sz w:val="18"/>
-              </w:rPr>
-              <w:t>Discussion (Section 4)</w:t>
+              <w:t>Discussion (Section 4, overall)</w:t>
             </w:r>
           </w:p>
         </w:tc>
@@ -2434,14 +2254,8 @@
             <w:tcW w:type="dxa" w:w="2160"/>
           </w:tcPr>
           <w:p>
-            <w:r/>
             <w:r>
-              <w:rPr>
-                <w:rFonts w:ascii="Times New Roman" w:hAnsi="Times New Roman"/>
-                <w:b w:val="0"/>
-                <w:sz w:val="18"/>
-              </w:rPr>
-              <w:t>Discussion (Section 4, Implications)</w:t>
+              <w:t>Discussion, Explainability as Model Auditing, and Implications for Practice (Section 4.5); Future Research (Section 4.7)</w:t>
             </w:r>
           </w:p>
         </w:tc>
@@ -2563,14 +2377,8 @@
             <w:tcW w:type="dxa" w:w="2160"/>
           </w:tcPr>
           <w:p>
-            <w:r/>
             <w:r>
-              <w:rPr>
-                <w:rFonts w:ascii="Times New Roman" w:hAnsi="Times New Roman"/>
-                <w:b w:val="0"/>
-                <w:sz w:val="18"/>
-              </w:rPr>
-              <w:t>Supporting Information; GitHub repository</w:t>
+              <w:t>Supporting Information; GitHub repository (code, cohort-construction scripts, trained model artefacts)</w:t>
             </w:r>
           </w:p>
         </w:tc>
@@ -2629,14 +2437,8 @@
             <w:tcW w:type="dxa" w:w="2160"/>
           </w:tcPr>
           <w:p>
-            <w:r/>
             <w:r>
-              <w:rPr>
-                <w:rFonts w:ascii="Times New Roman" w:hAnsi="Times New Roman"/>
-                <w:b w:val="0"/>
-                <w:sz w:val="18"/>
-              </w:rPr>
-              <w:t>End matter (no external funding)</w:t>
+              <w:t>Financial Disclosure Statement (PLOS submission system; no external funding declared)</w:t>
             </w:r>
           </w:p>
         </w:tc>
